--- a/example_articles/occupations/Unspecified/4.occupations_Unspecified_Other_publisher.docx
+++ b/example_articles/occupations/Unspecified/4.occupations_Unspecified_Other_publisher.docx
@@ -27,17 +27,17 @@
     </w:p>
     <w:p>
       <w:r>
-        <w:t>Source File: Other publishers/Files (500) (20).DOCX</w:t>
+        <w:t>Source file: Other publishers/Files (500) (20).DOCX</w:t>
       </w:r>
     </w:p>
     <w:p>
       <w:r>
-        <w:t>Raw locations result: ['NA']</w:t>
+        <w:t>Raw occupations result, 'occupations': ['NA']</w:t>
       </w:r>
     </w:p>
     <w:p>
       <w:r>
-        <w:t>occupations_stand_flat (Standardized): Unspecified</w:t>
+        <w:t>Standardized occupations result, 'occupations_stand_flat': Unspecified</w:t>
       </w:r>
     </w:p>
     <w:p>

--- a/example_articles/occupations/Unspecified/4.occupations_Unspecified_Other_publisher.docx
+++ b/example_articles/occupations/Unspecified/4.occupations_Unspecified_Other_publisher.docx
@@ -7,7 +7,9 @@
         <w:pStyle w:val="Heading1"/>
       </w:pPr>
       <w:r>
-        <w:t>Hopes run high in Conn.</w:t>
+        <w:t>Texas school earns its 'cool';</w:t>
+        <w:br/>
+        <w:t>District sees hope in fairer funding plan</w:t>
       </w:r>
     </w:p>
     <w:p>
@@ -17,17 +19,17 @@
     </w:p>
     <w:p>
       <w:r>
-        <w:t>Date: 1990-10-23</w:t>
+        <w:t>Date: 1990-08-28</w:t>
       </w:r>
     </w:p>
     <w:p>
       <w:r>
-        <w:t>Section: NEWS;</w:t>
+        <w:t>Section: NEWS; Pg. 3A</w:t>
       </w:r>
     </w:p>
     <w:p>
       <w:r>
-        <w:t>Source file: Other publishers/Files (500) (20).DOCX</w:t>
+        <w:t>Source file: Other publishers/Files (500) (25).DOCX</w:t>
       </w:r>
     </w:p>
     <w:p>
@@ -49,108 +51,61 @@
     </w:p>
     <w:p>
       <w:r>
-        <w:t>A black Republican hasn't been elected to the House of Representatives</w:t>
+        <w:t>A red-and-white banner boasting ''This School is Cool'' over the entrance to Edgewood High will have new meaning to the 1,200 students arriving for the start of classes today.</w:t>
         <w:br/>
-        <w:t>in 58 years. A look at the two leading contenders to change that:</w:t>
+        <w:t>Built in 1954, Edgewood is getting its first air conditioning, and just in time: Today's forecast is for a high near 98.</w:t>
         <w:br/>
-        <w:t>WATERBURY, Conn. - This blue-collar city seems an unlikely proving</w:t>
+        <w:t>The 50 window air conditioners are the first spoils of Edgewood's long fight for equal educational funding.</w:t>
         <w:br/>
-        <w:t>ground for Republicans.</w:t>
+        <w:t>''We undertook a battle that many people said we wouldn't win,'' says James Vasquez, 56, superintendent of Edgewood Independent School District. ''But we're stubborn people, proud people. A little backwater district like Edgewood has led the fight for better education in Texas.''</w:t>
         <w:br/>
-        <w:t>But the GOP is counting on working class Democrats here - who came</w:t>
+        <w:t>The district, with 25 schools and 15,000 pupils, most of them Hispanic, is getting $ 6 million more from the state this year after winning a landmark case to change school financing.</w:t>
         <w:br/>
-        <w:t>out in droves to elect George Bush and Ronald Reagan - to help the</w:t>
+        <w:t>The state Supreme Court ruled unanimously last fall that the school funding system was unconstitutional and ordered the Legislature to fix it.</w:t>
         <w:br/>
-        <w:t>party reshape its image.</w:t>
+        <w:t>Edgewood and other school systems had sued, saying the state's 100 poorest districts had an average of $ 2,978 per pupil a year, compared with $ 7,233 in the 100 wealthiest.</w:t>
         <w:br/>
-        <w:t>National Republicans are pinning their hopes on city alderman Gary</w:t>
+        <w:t>Such disparities have been found elsewhere. In June, New Jersey became the 12th state where courts overturned school financing systems. Nine more states have cases pending, and the 1990s may bring the battle to other spots.</w:t>
         <w:br/>
-        <w:t>Franks in a closely watched House race.</w:t>
+        <w:t>''Recent victories by plaintiffs in Montana, Texas, Kentucky and New Jersey have inspired poor school districts to attempt to seek similar decisions from their respective state courts,'' says Arthur Wise, author of a report called ''Rich Schools, Poor Schools.''</w:t>
         <w:br/>
-        <w:t>Franks, 37, is a former high school basketball star, Yale graduate</w:t>
+        <w:t>Nowhere has the fight required more vigilance than in Texas, where old ways are pitted against a skyrocketing Hispanic population that is beginning to assert itself.</w:t>
         <w:br/>
-        <w:t>and real estate developer who embraces the GOP's most conservative</w:t>
+        <w:t>''It's like the death throes of a drowning man,'' says Vasquez. ''There's a lot of jerking and kicking as the old Texas fades into the sunset.''</w:t>
         <w:br/>
-        <w:t>stands. And, he's black.</w:t>
+        <w:t>It took eight months and three special legislative sessions to work out a $ 528 million emergency funding plan.</w:t>
         <w:br/>
-        <w:t>"We can't afford to write off any segment of the population,"</w:t>
+        <w:t>Gov. Bill Clements, who vetoed two funding bills, finally OK'd the plan after a judge said he would act like Robin Hood, taking from rich schools and giving to poor.</w:t>
         <w:br/>
-        <w:t>says Republican spokeswoman Leslie Goodman.</w:t>
+        <w:t>The plan raises the state sales tax a quarter-cent to fund poor districts without taking from well-off schools. But it fails to equalize funding.</w:t>
         <w:br/>
-        <w:t>The party's new message: "It's not whether or not you can get to</w:t>
+        <w:t>Rich districts get more tax money from high property values and industry. Poor districts usually have higher tax rates.</w:t>
         <w:br/>
-        <w:t>the lunch counter, it's whether or not you have the money to buy</w:t>
+        <w:t>Edgewood, a working-class area with little industry, high unemployment and home values in the $ 20,000 range, must raise its property tax rate 21% to meet its part of the plan.</w:t>
         <w:br/>
-        <w:t>lunch," she says.</w:t>
+        <w:t>Edgewood and 12 other districts are asking the court to order the Legislature to find a better system. A ruling is due by October.</w:t>
         <w:br/>
-        <w:t>Franks couldn't agree more.</w:t>
+        <w:t>With the new money already won, Edgewood has hiked teacher pay 8%. The rest is going for computers for fifth graders, air conditioners at Edgewood High and Stafford Elementary, science lab ventilation systems and construction at several schools.</w:t>
         <w:br/>
-        <w:t>President Bush campaigns for him in Waterbury today - a day after</w:t>
+        <w:t>But there are few foreign language classes at the three high schools, and and sports facilities are inadequate.</w:t>
         <w:br/>
-        <w:t>the president vetoed the civil rights bill.</w:t>
+        <w:t>Teachers say shortcomings are obvious to students when they go to other schools for academic and sports contests.</w:t>
         <w:br/>
-        <w:t>At a debate Sunday night, Democrat Toby Moffett blasted Franks for</w:t>
+        <w:t>''They ask, 'Why don't we have tennis courts, why don't we have a track, why don't we have a complete football field?' '' says Margaret Arevalo, who has taught math for 17 years in the district.</w:t>
         <w:br/>
-        <w:t>not supporting the civil rights measure, accusing Frank of being in</w:t>
+        <w:t>Parents first sued in 1968, claiming the Texas public school funding system was unconstitutional. The U.S. Supreme Court ruled the U.S. Constitution doesn't address equal education.</w:t>
         <w:br/>
-        <w:t>league with arch-conservatives like Sen. Jesse Helms, R-N.C.</w:t>
+        <w:t>But the Texas Constitution guarantees an ''efficient system of education,'' and in 1984, Edgewood took it to state court.</w:t>
         <w:br/>
-        <w:t>"Mr. Moffett, do not talk to me about civil rights," Franks</w:t>
+        <w:t>Says Demetrio Rodriguez, 64, whose name was on the initial federal suit: ''We're pioneers in bringing out the problems of school funding. But we're not through. … Education belongs to all the citizens of Texas, not just rich ones.''</w:t>
         <w:br/>
-        <w:t>replied. "When I was a child, I had a cross burned in front of my</w:t>
-        <w:br/>
-        <w:t>house."</w:t>
-        <w:br/>
-        <w:t>Moffett is a former House member who lost Senate and gubernatorial</w:t>
-        <w:br/>
-        <w:t>bids in 1982 and 1986 and then became a TV news anchor in Hartford.</w:t>
-        <w:br/>
-        <w:t>He quit TV and moved into the congresssional district, where only</w:t>
-        <w:br/>
-        <w:t>4% of the voters are black, to seek to replace GOP Rep. John Rowland,</w:t>
-        <w:br/>
-        <w:t>who's running for governor.</w:t>
-        <w:br/>
-        <w:t>Moffet doesn't hide the fact that he moved in when he saw a seat</w:t>
-        <w:br/>
-        <w:t>open in the district. But he's had to convince voters he isn't an</w:t>
-        <w:br/>
-        <w:t>opportunist and to defend GOP charges that he's a liberal relic.</w:t>
-        <w:br/>
-        <w:t>Republican state Sen. James McLaughlin, who lost the GOP nomination</w:t>
-        <w:br/>
-        <w:t>to Franks, dubbed Moffett a "free-wheeling, nutty, kooky, big-spending</w:t>
-        <w:br/>
-        <w:t>liberal of the 1970s" in his campaign.</w:t>
-        <w:br/>
-        <w:t>Moffett, who's taking more moderate stands now, replies: "I'm</w:t>
-        <w:br/>
-        <w:t>basically a moderate person. I'm an activist, an advocate for the</w:t>
-        <w:br/>
-        <w:t>people."</w:t>
-        <w:br/>
-        <w:t>He says Franks is so conservative "he's off the charts."</w:t>
-        <w:br/>
-        <w:t>But Franks, who supports the death penalty and abortion rights,</w:t>
-        <w:br/>
-        <w:t>says he's in step with workers in Connecticut's most conservative</w:t>
-        <w:br/>
-        <w:t>district.</w:t>
-        <w:br/>
-        <w:t>And, he says, he's in step with minority views, too.</w:t>
-        <w:br/>
-        <w:t>"I'd be happy to take a snapshot of America" during the Carter</w:t>
-        <w:br/>
-        <w:t>era when Moffett served in Congress, Franks says. Interest and</w:t>
-        <w:br/>
-        <w:t>unemployment rates soared, and that "affected blacks (and) whites."</w:t>
-        <w:br/>
-        <w:t>Correction</w:t>
+        <w:t>Contributing: Anne Carey.</w:t>
         <w:br/>
         <w:br/>
-        <w:t>10/24/90.</w:t>
+        <w:t>Notes</w:t>
         <w:br/>
-        <w:t>Correction-Date: October 24, 1990, Wednesday</w:t>
+        <w:br/>
+        <w:t>Accompanying story; Heat is up, violence too, as schools open doors</w:t>
         <w:br/>
         <w:br/>
         <w:t>Graphic</w:t>
@@ -158,7 +113,11 @@
         <w:br/>
         <w:t xml:space="preserve"> </w:t>
         <w:br/>
-        <w:t>PHOTO;b/w, Eileen Blass, USA TODAY(FP, Gary Franks, S); FRANKS: Alderman identifies with conservative stands.</w:t>
+        <w:t>b/w, Marty Baumann, USA TODAY (map, Texas); PHOTO; b/w, Bill Albrecht (James Vasquez)</w:t>
+        <w:br/>
+        <w:t xml:space="preserve"> </w:t>
+        <w:br/>
+        <w:t>CUTLINE: MORE TO GO AROUND: Edgewood school Superintendent James Vasquez stands at Hoelscher Elementary School, where new funding is being used for construction.</w:t>
       </w:r>
     </w:p>
     <w:sectPr>

--- a/example_articles/occupations/Unspecified/4.occupations_Unspecified_Other_publisher.docx
+++ b/example_articles/occupations/Unspecified/4.occupations_Unspecified_Other_publisher.docx
@@ -7,9 +7,7 @@
         <w:pStyle w:val="Heading1"/>
       </w:pPr>
       <w:r>
-        <w:t>Texas school earns its 'cool';</w:t>
-        <w:br/>
-        <w:t>District sees hope in fairer funding plan</w:t>
+        <w:t>Obama hails life story, record; Fierce debate about her views expected</w:t>
       </w:r>
     </w:p>
     <w:p>
@@ -19,17 +17,17 @@
     </w:p>
     <w:p>
       <w:r>
-        <w:t>Date: 1990-08-28</w:t>
+        <w:t>Date: 2009-05-27</w:t>
       </w:r>
     </w:p>
     <w:p>
       <w:r>
-        <w:t>Section: NEWS; Pg. 3A</w:t>
+        <w:t>Section: NEWS; Pg. 1A</w:t>
       </w:r>
     </w:p>
     <w:p>
       <w:r>
-        <w:t>Source file: Other publishers/Files (500) (25).DOCX</w:t>
+        <w:t>Source file: Other publishers/Files (500) (12).DOCX</w:t>
       </w:r>
     </w:p>
     <w:p>
@@ -51,73 +49,21 @@
     </w:p>
     <w:p>
       <w:r>
-        <w:t>A red-and-white banner boasting ''This School is Cool'' over the entrance to Edgewood High will have new meaning to the 1,200 students arriving for the start of classes today.</w:t>
+        <w:t>WASHINGTON -- President Obama's historic nomination Tuesday of federal appeals Judge Sonia Sotomayor to the Supreme Court paves the way for a heated summer debate on the role her gender, Hispanic roots and working-class Bronx background should play in her rulings.</w:t>
         <w:br/>
-        <w:t>Built in 1954, Edgewood is getting its first air conditioning, and just in time: Today's forecast is for a high near 98.</w:t>
+        <w:t>Obama heralded Sotomayor's life story, judicial record and "experience being tested by obstacles and barriers" as reasons for Senate confirmation. Conservatives, including the Committee for Justice, said she has wrongly inserted her personal views into rulings.</w:t>
         <w:br/>
-        <w:t>The 50 window air conditioners are the first spoils of Edgewood's long fight for equal educational funding.</w:t>
+        <w:t>Conservatives such as Jay Sekulow of the American Center for Law and Justice said Democrats, on the verge of controlling 60 of 100 Senate votes, have the upper hand on confirmation. But they said the 54-year-old jurist's legal rulings and past statements are fair game. They cited her comment on judges making policy, now making the rounds on YouTube, and her ruling against white firefighters in New Haven, Conn., who charged reverse discrimination -- a case soon to be decided by the Supreme Court.</w:t>
         <w:br/>
-        <w:t>''We undertook a battle that many people said we wouldn't win,'' says James Vasquez, 56, superintendent of Edgewood Independent School District. ''But we're stubborn people, proud people. A little backwater district like Edgewood has led the fight for better education in Texas.''</w:t>
+        <w:t>"She's bringing her ethnic heritage and her gender to decisions," said Wendy Long of the Judicial Confirmation Network, who led a conference call Tuesday with dozens of conservative activists.</w:t>
         <w:br/>
-        <w:t>The district, with 25 schools and 15,000 pupils, most of them Hispanic, is getting $ 6 million more from the state this year after winning a landmark case to change school financing.</w:t>
+        <w:t>Republicans who will help decide her fate mostly held their fire but said they will parse her words. "If she does consider herself a policymaker, that would be entirely wrong," said Sen. Chuck Grassley, R-Iowa. "She's supposed to interpret my policy."</w:t>
         <w:br/>
-        <w:t>The state Supreme Court ruled unanimously last fall that the school funding system was unconstitutional and ordered the Legislature to fix it.</w:t>
+        <w:t>Obama cited the empathy Sotomayor gained being raised in a housing project by a widow who worked six days a week. She would bring to the court "wisdom accumulated from an inspiring life's journey," he said.</w:t>
         <w:br/>
-        <w:t>Edgewood and other school systems had sued, saying the state's 100 poorest districts had an average of $ 2,978 per pupil a year, compared with $ 7,233 in the 100 wealthiest.</w:t>
+        <w:t>Sotomayor was first nominated to a federal district court in 1991 by Republican George H.W. Bush. Seven current GOP senators supported her 1998 elevation to a federal appeals court by Democrat Bill Clinton. Eleven current GOP senators -- including Alabama's Jeff Sessions, now the Senate Judiciary Committee's top Republican -- voted no.</w:t>
         <w:br/>
-        <w:t>Such disparities have been found elsewhere. In June, New Jersey became the 12th state where courts overturned school financing systems. Nine more states have cases pending, and the 1990s may bring the battle to other spots.</w:t>
-        <w:br/>
-        <w:t>''Recent victories by plaintiffs in Montana, Texas, Kentucky and New Jersey have inspired poor school districts to attempt to seek similar decisions from their respective state courts,'' says Arthur Wise, author of a report called ''Rich Schools, Poor Schools.''</w:t>
-        <w:br/>
-        <w:t>Nowhere has the fight required more vigilance than in Texas, where old ways are pitted against a skyrocketing Hispanic population that is beginning to assert itself.</w:t>
-        <w:br/>
-        <w:t>''It's like the death throes of a drowning man,'' says Vasquez. ''There's a lot of jerking and kicking as the old Texas fades into the sunset.''</w:t>
-        <w:br/>
-        <w:t>It took eight months and three special legislative sessions to work out a $ 528 million emergency funding plan.</w:t>
-        <w:br/>
-        <w:t>Gov. Bill Clements, who vetoed two funding bills, finally OK'd the plan after a judge said he would act like Robin Hood, taking from rich schools and giving to poor.</w:t>
-        <w:br/>
-        <w:t>The plan raises the state sales tax a quarter-cent to fund poor districts without taking from well-off schools. But it fails to equalize funding.</w:t>
-        <w:br/>
-        <w:t>Rich districts get more tax money from high property values and industry. Poor districts usually have higher tax rates.</w:t>
-        <w:br/>
-        <w:t>Edgewood, a working-class area with little industry, high unemployment and home values in the $ 20,000 range, must raise its property tax rate 21% to meet its part of the plan.</w:t>
-        <w:br/>
-        <w:t>Edgewood and 12 other districts are asking the court to order the Legislature to find a better system. A ruling is due by October.</w:t>
-        <w:br/>
-        <w:t>With the new money already won, Edgewood has hiked teacher pay 8%. The rest is going for computers for fifth graders, air conditioners at Edgewood High and Stafford Elementary, science lab ventilation systems and construction at several schools.</w:t>
-        <w:br/>
-        <w:t>But there are few foreign language classes at the three high schools, and and sports facilities are inadequate.</w:t>
-        <w:br/>
-        <w:t>Teachers say shortcomings are obvious to students when they go to other schools for academic and sports contests.</w:t>
-        <w:br/>
-        <w:t>''They ask, 'Why don't we have tennis courts, why don't we have a track, why don't we have a complete football field?' '' says Margaret Arevalo, who has taught math for 17 years in the district.</w:t>
-        <w:br/>
-        <w:t>Parents first sued in 1968, claiming the Texas public school funding system was unconstitutional. The U.S. Supreme Court ruled the U.S. Constitution doesn't address equal education.</w:t>
-        <w:br/>
-        <w:t>But the Texas Constitution guarantees an ''efficient system of education,'' and in 1984, Edgewood took it to state court.</w:t>
-        <w:br/>
-        <w:t>Says Demetrio Rodriguez, 64, whose name was on the initial federal suit: ''We're pioneers in bringing out the problems of school funding. But we're not through. … Education belongs to all the citizens of Texas, not just rich ones.''</w:t>
-        <w:br/>
-        <w:t>Contributing: Anne Carey.</w:t>
-        <w:br/>
-        <w:br/>
-        <w:t>Notes</w:t>
-        <w:br/>
-        <w:br/>
-        <w:t>Accompanying story; Heat is up, violence too, as schools open doors</w:t>
-        <w:br/>
-        <w:br/>
-        <w:t>Graphic</w:t>
-        <w:br/>
-        <w:br/>
-        <w:t xml:space="preserve"> </w:t>
-        <w:br/>
-        <w:t>b/w, Marty Baumann, USA TODAY (map, Texas); PHOTO; b/w, Bill Albrecht (James Vasquez)</w:t>
-        <w:br/>
-        <w:t xml:space="preserve"> </w:t>
-        <w:br/>
-        <w:t>CUTLINE: MORE TO GO AROUND: Edgewood school Superintendent James Vasquez stands at Hoelscher Elementary School, where new funding is being used for construction.</w:t>
+        <w:t>University of Minnesota law professor Timothy Johnson said Republicans must be cautious about opposing Sotomayor and alienating Hispanic voters. Ed Gillespie, a counselor to former president George W. Bush, said principle comes first: "A lifetime appointment to the Supreme Court certainly warrants that."</w:t>
       </w:r>
     </w:p>
     <w:sectPr>
